--- a/KPIsavvy_Functional_Specification_Combined.docx
+++ b/KPIsavvy_Functional_Specification_Combined.docx
@@ -14,7 +14,7 @@
     </w:p>
     <w:p>
       <w:r>
-        <w:t>Document Version: 4.2</w:t>
+        <w:t>Document Version: 4.3</w:t>
         <w:br/>
         <w:t>Application Version: V4.0</w:t>
         <w:br/>
@@ -365,6 +365,48 @@
           <w:p>
             <w:r>
               <w:t>Corrected factual inaccuracies (deployment stage list, deployment eligibility rule, PMO/Admin/ITPM/BA responsibilities, test credentials), added the missing CR Repository, CR Planner, Planner Calendar working-days summary, deployment CR removal, and User Management entries, and added a full role-based access matrix to Section 4. No functional changes.</w:t>
+            </w:r>
+          </w:p>
+        </w:tc>
+        <w:tc>
+          <w:tcPr>
+            <w:tcW w:type="dxa" w:w="2160"/>
+          </w:tcPr>
+          <w:p>
+            <w:r>
+              <w:t>https://kpisavvy.vercel.app/</w:t>
+            </w:r>
+          </w:p>
+        </w:tc>
+      </w:tr>
+      <w:tr>
+        <w:tc>
+          <w:tcPr>
+            <w:tcW w:type="dxa" w:w="2160"/>
+          </w:tcPr>
+          <w:p>
+            <w:r>
+              <w:t>4.3</w:t>
+            </w:r>
+          </w:p>
+        </w:tc>
+        <w:tc>
+          <w:tcPr>
+            <w:tcW w:type="dxa" w:w="2160"/>
+          </w:tcPr>
+          <w:p>
+            <w:r>
+              <w:t>3 August 2026</w:t>
+            </w:r>
+          </w:p>
+        </w:tc>
+        <w:tc>
+          <w:tcPr>
+            <w:tcW w:type="dxa" w:w="2160"/>
+          </w:tcPr>
+          <w:p>
+            <w:r>
+              <w:t>Added CR Updates: a free-text update log on CR Repository (Submit button appears once text is entered, saved with a timestamp and the posting user), with the full history visible on the CR Detail page.</w:t>
             </w:r>
           </w:p>
         </w:tc>
@@ -1723,6 +1765,8 @@
         <w:br/>
         <w:t>• Inline update of Workflow Status and Deployment Stage.</w:t>
         <w:br/>
+        <w:t>• Updates column — a free-text box on each CR row; typing text reveals a Submit button, and each submission is saved with a timestamp and the posting user's name.</w:t>
+        <w:br/>
         <w:t>• Automatic KPI recalculation after workflow updates.</w:t>
         <w:br/>
         <w:t>• Clicking a CR opens the CR Detail page.</w:t>
@@ -1733,6 +1777,8 @@
         <w:t>• Administrator and PMO can view all CRs.</w:t>
         <w:br/>
         <w:t>• ITPM and BA can view assigned CRs or applications where they are configured as SPOCs.</w:t>
+        <w:br/>
+        <w:t>• Administrator can view CR Updates but cannot post one — only PMO, BA and ITPM can add updates, the same access as Workflow Status and Deployment Stage editing.</w:t>
       </w:r>
     </w:p>
     <w:p>
@@ -1759,6 +1805,8 @@
         <w:t>• KPI calculation summary.</w:t>
         <w:br/>
         <w:t>• Workflow history timeline.</w:t>
+        <w:br/>
+        <w:t>• Full Updates history — every update posted from CR Repository, newest first, each showing who posted it and when.</w:t>
         <w:br/>
         <w:t>• Linked open defects.</w:t>
         <w:br/>
@@ -2612,7 +2660,7 @@
     </w:p>
     <w:p>
       <w:r>
-        <w:t>This completes Version 4.2 of the KPIsavvy Application Overview &amp; Functional Summary.</w:t>
+        <w:t>This completes Version 4.3 of the KPIsavvy Application Overview &amp; Functional Summary.</w:t>
       </w:r>
     </w:p>
     <w:sectPr>
